--- a/CDC/cdc_ss.docx
+++ b/CDC/cdc_ss.docx
@@ -228,6 +228,11 @@
       <w:pPr>
         <w:ind w:firstLine="720"/>
       </w:pPr>
+    </w:p>
+    <w:p>
+      <w:pPr>
+        <w:ind w:firstLine="720"/>
+      </w:pPr>
       <w:r>
         <w:drawing>
           <wp:inline distT="0" distB="0" distL="114300" distR="114300">
@@ -304,6 +309,54 @@
                     <a:xfrm>
                       <a:off x="0" y="0"/>
                       <a:ext cx="4200525" cy="6057900"/>
+                    </a:xfrm>
+                    <a:prstGeom prst="rect">
+                      <a:avLst/>
+                    </a:prstGeom>
+                    <a:noFill/>
+                    <a:ln>
+                      <a:noFill/>
+                    </a:ln>
+                  </pic:spPr>
+                </pic:pic>
+              </a:graphicData>
+            </a:graphic>
+          </wp:inline>
+        </w:drawing>
+      </w:r>
+    </w:p>
+    <w:p>
+      <w:pPr>
+        <w:ind w:firstLine="720"/>
+      </w:pPr>
+      <w:r>
+        <w:drawing>
+          <wp:inline distT="0" distB="0" distL="114300" distR="114300">
+            <wp:extent cx="5941060" cy="3948430"/>
+            <wp:effectExtent l="0" t="0" r="2540" b="13970"/>
+            <wp:docPr id="8" name="Picture 2"/>
+            <wp:cNvGraphicFramePr>
+              <a:graphicFrameLocks xmlns:a="http://schemas.openxmlformats.org/drawingml/2006/main" noChangeAspect="1"/>
+            </wp:cNvGraphicFramePr>
+            <a:graphic xmlns:a="http://schemas.openxmlformats.org/drawingml/2006/main">
+              <a:graphicData uri="http://schemas.openxmlformats.org/drawingml/2006/picture">
+                <pic:pic xmlns:pic="http://schemas.openxmlformats.org/drawingml/2006/picture">
+                  <pic:nvPicPr>
+                    <pic:cNvPr id="8" name="Picture 2"/>
+                    <pic:cNvPicPr>
+                      <a:picLocks noChangeAspect="1"/>
+                    </pic:cNvPicPr>
+                  </pic:nvPicPr>
+                  <pic:blipFill>
+                    <a:blip r:embed="rId12"/>
+                    <a:stretch>
+                      <a:fillRect/>
+                    </a:stretch>
+                  </pic:blipFill>
+                  <pic:spPr>
+                    <a:xfrm>
+                      <a:off x="0" y="0"/>
+                      <a:ext cx="5941060" cy="3948430"/>
                     </a:xfrm>
                     <a:prstGeom prst="rect">
                       <a:avLst/>

--- a/CDC/cdc_ss.docx
+++ b/CDC/cdc_ss.docx
@@ -357,6 +357,256 @@
                     <a:xfrm>
                       <a:off x="0" y="0"/>
                       <a:ext cx="5941060" cy="3948430"/>
+                    </a:xfrm>
+                    <a:prstGeom prst="rect">
+                      <a:avLst/>
+                    </a:prstGeom>
+                    <a:noFill/>
+                    <a:ln>
+                      <a:noFill/>
+                    </a:ln>
+                  </pic:spPr>
+                </pic:pic>
+              </a:graphicData>
+            </a:graphic>
+          </wp:inline>
+        </w:drawing>
+      </w:r>
+    </w:p>
+    <w:p>
+      <w:pPr>
+        <w:ind w:firstLine="720"/>
+      </w:pPr>
+    </w:p>
+    <w:p>
+      <w:pPr>
+        <w:ind w:firstLine="720"/>
+      </w:pPr>
+      <w:r>
+        <w:drawing>
+          <wp:inline distT="0" distB="0" distL="114300" distR="114300">
+            <wp:extent cx="3867150" cy="4657725"/>
+            <wp:effectExtent l="0" t="0" r="0" b="9525"/>
+            <wp:docPr id="7" name="Picture 1"/>
+            <wp:cNvGraphicFramePr>
+              <a:graphicFrameLocks xmlns:a="http://schemas.openxmlformats.org/drawingml/2006/main" noChangeAspect="1"/>
+            </wp:cNvGraphicFramePr>
+            <a:graphic xmlns:a="http://schemas.openxmlformats.org/drawingml/2006/main">
+              <a:graphicData uri="http://schemas.openxmlformats.org/drawingml/2006/picture">
+                <pic:pic xmlns:pic="http://schemas.openxmlformats.org/drawingml/2006/picture">
+                  <pic:nvPicPr>
+                    <pic:cNvPr id="7" name="Picture 1"/>
+                    <pic:cNvPicPr>
+                      <a:picLocks noChangeAspect="1"/>
+                    </pic:cNvPicPr>
+                  </pic:nvPicPr>
+                  <pic:blipFill>
+                    <a:blip r:embed="rId13"/>
+                    <a:stretch>
+                      <a:fillRect/>
+                    </a:stretch>
+                  </pic:blipFill>
+                  <pic:spPr>
+                    <a:xfrm>
+                      <a:off x="0" y="0"/>
+                      <a:ext cx="3867150" cy="4657725"/>
+                    </a:xfrm>
+                    <a:prstGeom prst="rect">
+                      <a:avLst/>
+                    </a:prstGeom>
+                    <a:noFill/>
+                    <a:ln>
+                      <a:noFill/>
+                    </a:ln>
+                  </pic:spPr>
+                </pic:pic>
+              </a:graphicData>
+            </a:graphic>
+          </wp:inline>
+        </w:drawing>
+      </w:r>
+    </w:p>
+    <w:p>
+      <w:pPr>
+        <w:ind w:firstLine="720"/>
+      </w:pPr>
+      <w:r>
+        <w:drawing>
+          <wp:inline distT="0" distB="0" distL="114300" distR="114300">
+            <wp:extent cx="4686300" cy="4381500"/>
+            <wp:effectExtent l="0" t="0" r="0" b="0"/>
+            <wp:docPr id="9" name="Picture 2"/>
+            <wp:cNvGraphicFramePr>
+              <a:graphicFrameLocks xmlns:a="http://schemas.openxmlformats.org/drawingml/2006/main" noChangeAspect="1"/>
+            </wp:cNvGraphicFramePr>
+            <a:graphic xmlns:a="http://schemas.openxmlformats.org/drawingml/2006/main">
+              <a:graphicData uri="http://schemas.openxmlformats.org/drawingml/2006/picture">
+                <pic:pic xmlns:pic="http://schemas.openxmlformats.org/drawingml/2006/picture">
+                  <pic:nvPicPr>
+                    <pic:cNvPr id="9" name="Picture 2"/>
+                    <pic:cNvPicPr>
+                      <a:picLocks noChangeAspect="1"/>
+                    </pic:cNvPicPr>
+                  </pic:nvPicPr>
+                  <pic:blipFill>
+                    <a:blip r:embed="rId14"/>
+                    <a:stretch>
+                      <a:fillRect/>
+                    </a:stretch>
+                  </pic:blipFill>
+                  <pic:spPr>
+                    <a:xfrm>
+                      <a:off x="0" y="0"/>
+                      <a:ext cx="4686300" cy="4381500"/>
+                    </a:xfrm>
+                    <a:prstGeom prst="rect">
+                      <a:avLst/>
+                    </a:prstGeom>
+                    <a:noFill/>
+                    <a:ln>
+                      <a:noFill/>
+                    </a:ln>
+                  </pic:spPr>
+                </pic:pic>
+              </a:graphicData>
+            </a:graphic>
+          </wp:inline>
+        </w:drawing>
+      </w:r>
+    </w:p>
+    <w:p>
+      <w:pPr>
+        <w:ind w:firstLine="720"/>
+      </w:pPr>
+      <w:r>
+        <w:drawing>
+          <wp:inline distT="0" distB="0" distL="114300" distR="114300">
+            <wp:extent cx="4505325" cy="1457325"/>
+            <wp:effectExtent l="0" t="0" r="9525" b="9525"/>
+            <wp:docPr id="10" name="Picture 3"/>
+            <wp:cNvGraphicFramePr>
+              <a:graphicFrameLocks xmlns:a="http://schemas.openxmlformats.org/drawingml/2006/main" noChangeAspect="1"/>
+            </wp:cNvGraphicFramePr>
+            <a:graphic xmlns:a="http://schemas.openxmlformats.org/drawingml/2006/main">
+              <a:graphicData uri="http://schemas.openxmlformats.org/drawingml/2006/picture">
+                <pic:pic xmlns:pic="http://schemas.openxmlformats.org/drawingml/2006/picture">
+                  <pic:nvPicPr>
+                    <pic:cNvPr id="10" name="Picture 3"/>
+                    <pic:cNvPicPr>
+                      <a:picLocks noChangeAspect="1"/>
+                    </pic:cNvPicPr>
+                  </pic:nvPicPr>
+                  <pic:blipFill>
+                    <a:blip r:embed="rId15"/>
+                    <a:stretch>
+                      <a:fillRect/>
+                    </a:stretch>
+                  </pic:blipFill>
+                  <pic:spPr>
+                    <a:xfrm>
+                      <a:off x="0" y="0"/>
+                      <a:ext cx="4505325" cy="1457325"/>
+                    </a:xfrm>
+                    <a:prstGeom prst="rect">
+                      <a:avLst/>
+                    </a:prstGeom>
+                    <a:noFill/>
+                    <a:ln>
+                      <a:noFill/>
+                    </a:ln>
+                  </pic:spPr>
+                </pic:pic>
+              </a:graphicData>
+            </a:graphic>
+          </wp:inline>
+        </w:drawing>
+      </w:r>
+    </w:p>
+    <w:p>
+      <w:pPr>
+        <w:ind w:firstLine="720"/>
+      </w:pPr>
+    </w:p>
+    <w:p>
+      <w:pPr>
+        <w:ind w:firstLine="720"/>
+      </w:pPr>
+      <w:r>
+        <w:drawing>
+          <wp:inline distT="0" distB="0" distL="114300" distR="114300">
+            <wp:extent cx="5172075" cy="3486150"/>
+            <wp:effectExtent l="0" t="0" r="9525" b="0"/>
+            <wp:docPr id="11" name="Picture 4"/>
+            <wp:cNvGraphicFramePr>
+              <a:graphicFrameLocks xmlns:a="http://schemas.openxmlformats.org/drawingml/2006/main" noChangeAspect="1"/>
+            </wp:cNvGraphicFramePr>
+            <a:graphic xmlns:a="http://schemas.openxmlformats.org/drawingml/2006/main">
+              <a:graphicData uri="http://schemas.openxmlformats.org/drawingml/2006/picture">
+                <pic:pic xmlns:pic="http://schemas.openxmlformats.org/drawingml/2006/picture">
+                  <pic:nvPicPr>
+                    <pic:cNvPr id="11" name="Picture 4"/>
+                    <pic:cNvPicPr>
+                      <a:picLocks noChangeAspect="1"/>
+                    </pic:cNvPicPr>
+                  </pic:nvPicPr>
+                  <pic:blipFill>
+                    <a:blip r:embed="rId16"/>
+                    <a:stretch>
+                      <a:fillRect/>
+                    </a:stretch>
+                  </pic:blipFill>
+                  <pic:spPr>
+                    <a:xfrm>
+                      <a:off x="0" y="0"/>
+                      <a:ext cx="5172075" cy="3486150"/>
+                    </a:xfrm>
+                    <a:prstGeom prst="rect">
+                      <a:avLst/>
+                    </a:prstGeom>
+                    <a:noFill/>
+                    <a:ln>
+                      <a:noFill/>
+                    </a:ln>
+                  </pic:spPr>
+                </pic:pic>
+              </a:graphicData>
+            </a:graphic>
+          </wp:inline>
+        </w:drawing>
+      </w:r>
+    </w:p>
+    <w:p>
+      <w:pPr>
+        <w:ind w:firstLine="720"/>
+      </w:pPr>
+      <w:r>
+        <w:drawing>
+          <wp:inline distT="0" distB="0" distL="114300" distR="114300">
+            <wp:extent cx="4543425" cy="2505075"/>
+            <wp:effectExtent l="0" t="0" r="9525" b="9525"/>
+            <wp:docPr id="12" name="Picture 5"/>
+            <wp:cNvGraphicFramePr>
+              <a:graphicFrameLocks xmlns:a="http://schemas.openxmlformats.org/drawingml/2006/main" noChangeAspect="1"/>
+            </wp:cNvGraphicFramePr>
+            <a:graphic xmlns:a="http://schemas.openxmlformats.org/drawingml/2006/main">
+              <a:graphicData uri="http://schemas.openxmlformats.org/drawingml/2006/picture">
+                <pic:pic xmlns:pic="http://schemas.openxmlformats.org/drawingml/2006/picture">
+                  <pic:nvPicPr>
+                    <pic:cNvPr id="12" name="Picture 5"/>
+                    <pic:cNvPicPr>
+                      <a:picLocks noChangeAspect="1"/>
+                    </pic:cNvPicPr>
+                  </pic:nvPicPr>
+                  <pic:blipFill>
+                    <a:blip r:embed="rId17"/>
+                    <a:stretch>
+                      <a:fillRect/>
+                    </a:stretch>
+                  </pic:blipFill>
+                  <pic:spPr>
+                    <a:xfrm>
+                      <a:off x="0" y="0"/>
+                      <a:ext cx="4543425" cy="2505075"/>
                     </a:xfrm>
                     <a:prstGeom prst="rect">
                       <a:avLst/>
